--- a/careers/jds/Batch7_JDs_Operations_and_Development.docx
+++ b/careers/jds/Batch7_JDs_Operations_and_Development.docx
@@ -1947,7 +1947,7 @@
           <w:sz w:val="22"/>
           <w:szCs w:val="22"/>
         </w:rPr>
-        <w:t xml:space="preserve">The Finance Manager manages the lab's budget, tracks grant spending, handles accounts payable and receivable, and produces the financial reports that funders, the board, and the CEO rely on. Grant funders specifically require financial accountability and reporting, and this role is the person who ensures every dollar is tracked, allocated, and documented correctly.</w:t>
+        <w:t xml:space="preserve">The Finance Manager manages the lab’s budget, tracks grant spending, handles accounts payable and receivable, owns the payroll function, approves all expense reports and vendor payments, and produces the financial reports that funders, the board, and the CEO rely on. Grant funders specifically require financial accountability and reporting, and this role is the person who ensures every dollar is tracked, allocated, and documented correctly. The CEO should never have to think about whether payroll ran, whether a vendor got paid, or whether a grant report is on time. That is your job.</w:t>
       </w:r>
     </w:p>
     <w:p>
@@ -2030,7 +2030,25 @@
           <w:sz w:val="22"/>
           <w:szCs w:val="22"/>
         </w:rPr>
-        <w:t xml:space="preserve">Oversee accounts payable, accounts receivable, and payroll coordination.</w:t>
+        <w:t xml:space="preserve">Own the payroll function: select and manage the payroll service (Gusto, ADP, or equivalent), ensure every employee is paid correctly and on time, and oversee all payroll tax compliance and reporting.</w:t>
+      </w:r>
+    </w:p>
+    <w:p>
+      <w:pPr>
+        <w:pStyle w:val="ListParagraph"/>
+        <w:numPr>
+          <w:ilvl w:val="0"/>
+          <w:numId w:val="2"/>
+        </w:numPr>
+        <w:spacing w:after="80"/>
+      </w:pPr>
+      <w:r>
+        <w:rPr>
+          <w:rFonts w:ascii="Arial" w:cs="Arial" w:eastAsia="Arial" w:hAnsi="Arial"/>
+          <w:sz w:val="22"/>
+          <w:szCs w:val="22"/>
+        </w:rPr>
+        <w:t xml:space="preserve">Approve all expense reports, vendor invoices, and reimbursements before payment. Manage accounts payable and accounts receivable.</w:t>
       </w:r>
     </w:p>
     <w:p>
@@ -3311,7 +3329,7 @@
           <w:sz w:val="22"/>
           <w:szCs w:val="22"/>
         </w:rPr>
-        <w:t xml:space="preserve">The Bookkeeper handles the daily financial record-keeping that supports the Finance Manager: processing invoices, coding transactions, reconciling accounts, and maintaining clean books that make monthly closes and grant reporting possible.</w:t>
+        <w:t xml:space="preserve">The Bookkeeper handles the daily financial record-keeping that supports the Finance Manager: processing invoices, coding transactions, reconciling accounts, processing payroll inputs into the payroll service, and maintaining clean books that make monthly closes and grant reporting possible.</w:t>
       </w:r>
     </w:p>
     <w:p>
@@ -3412,7 +3430,7 @@
           <w:sz w:val="22"/>
           <w:szCs w:val="22"/>
         </w:rPr>
-        <w:t xml:space="preserve">Process payroll-related entries in coordination with the HR Manager.</w:t>
+        <w:t xml:space="preserve">Process payroll inputs: new hire entries, hour adjustments, and employee changes into the payroll service. Reconcile payroll records against the books after each pay cycle. Coordinate with the HR Manager on any payroll-affecting changes.</w:t>
       </w:r>
     </w:p>
     <w:p>
@@ -3647,6 +3665,24 @@
     </w:p>
     <w:p>
       <w:pPr>
+        <w:pStyle w:val="ListParagraph"/>
+        <w:numPr>
+          <w:ilvl w:val="0"/>
+          <w:numId w:val="2"/>
+        </w:numPr>
+        <w:spacing w:after="80"/>
+      </w:pPr>
+      <w:r>
+        <w:rPr>
+          <w:rFonts w:ascii="Arial" w:cs="Arial" w:eastAsia="Arial" w:hAnsi="Arial"/>
+          <w:sz w:val="22"/>
+          <w:szCs w:val="22"/>
+        </w:rPr>
+        <w:t xml:space="preserve">Experience with payroll processing and payroll service platforms (Gusto, ADP, Paychex, or equivalent).</w:t>
+      </w:r>
+    </w:p>
+    <w:p>
+      <w:pPr>
         <w:spacing w:after="80"/>
       </w:pPr>
     </w:p>
@@ -3700,24 +3736,6 @@
           <w:szCs w:val="22"/>
         </w:rPr>
         <w:t xml:space="preserve">Experience with multi-entity bookkeeping.</w:t>
-      </w:r>
-    </w:p>
-    <w:p>
-      <w:pPr>
-        <w:pStyle w:val="ListParagraph"/>
-        <w:numPr>
-          <w:ilvl w:val="0"/>
-          <w:numId w:val="2"/>
-        </w:numPr>
-        <w:spacing w:after="80"/>
-      </w:pPr>
-      <w:r>
-        <w:rPr>
-          <w:rFonts w:ascii="Arial" w:cs="Arial" w:eastAsia="Arial" w:hAnsi="Arial"/>
-          <w:sz w:val="22"/>
-          <w:szCs w:val="22"/>
-        </w:rPr>
-        <w:t xml:space="preserve">Familiarity with payroll processing.</w:t>
       </w:r>
     </w:p>
     <w:p>

--- a/careers/jds/Batch7_JDs_Operations_and_Development.docx
+++ b/careers/jds/Batch7_JDs_Operations_and_Development.docx
@@ -7191,7 +7191,7 @@
           <w:sz w:val="22"/>
           <w:szCs w:val="22"/>
         </w:rPr>
-        <w:t xml:space="preserve">The Internal Talent Recruiter owns the hiring pipeline for every role at Audacion AI Labs. When the lab is filling 35 positions in Year 1, someone needs to source candidates, manage the interview process, negotiate offers, and ensure the right people end up in the right seats. That person is you.</w:t>
+        <w:t xml:space="preserve">The Internal Talent Recruiter owns the hiring pipeline for every role at Audacion AI Labs. When the lab is filling 35+ positions in Year 1, someone needs to source candidates, manage the interview process, negotiate offers, and ensure the right people end up in the right seats. That person is you. But this is not a traditional recruiting role. Many of the people this lab needs cannot be found through job boards and LinkedIn searches alone. The best candidate for a Pillar Lead might be someone who has been working with AI every day and built pattern recognition that no university program teaches. The best Research Analyst might be someone who has never applied to a research lab because they did not think their background fit. You need the instinct to see talent in people who do not look like traditional candidates, the creativity to source in non-traditional places, and the ability to translate someone's real experience into the qualifications the role requires. You find people, not resumes.</w:t>
       </w:r>
     </w:p>
     <w:p>
@@ -7966,7 +7966,7 @@
           <w:sz w:val="36"/>
           <w:szCs w:val="36"/>
         </w:rPr>
-        <w:t xml:space="preserve">Executive Assistant to the CEO</w:t>
+        <w:t xml:space="preserve">Senior Executive Assistant</w:t>
       </w:r>
     </w:p>
     <w:tbl>
@@ -8346,7 +8346,7 @@
                 <w:sz w:val="20"/>
                 <w:szCs w:val="20"/>
               </w:rPr>
-              <w:t xml:space="preserve">$85,000 to $120,000</w:t>
+              <w:t xml:space="preserve">$110,000 to $150,000</w:t>
             </w:r>
           </w:p>
         </w:tc>
@@ -8555,7 +8555,7 @@
           <w:sz w:val="22"/>
           <w:szCs w:val="22"/>
         </w:rPr>
-        <w:t xml:space="preserve">The Executive Assistant to the CEO is dedicated to Audacion AI Labs. You manage Dee's calendar, communications, travel, and coordination for the lab specifically, while interfacing with assistants across the other companies in the portfolio. When Dee is building, speaking, or managing the other businesses, you keep the lab running by ensuring nothing falls through the cracks.</w:t>
+        <w:t xml:space="preserve">The Senior Executive Assistant supports the three senior leaders of Audacion AI Labs: the Founder/CEO, the Chief Science Officer, and the Chief of Staff. You manage calendars, communications, travel, and coordination across all three leaders, ensuring seamless scheduling, prepared meetings, and nothing falling through the cracks. When the CEO is building, speaking, or managing the other businesses in the portfolio, when the CSO is at a conference or reviewing a grant submission, when the Chief of Staff is coordinating cross-departmental initiatives, you are the reason their worlds keep running. You also interface with the CEO's personal executive assistant across the other companies to ensure lab priorities are integrated into her broader schedule.</w:t>
       </w:r>
     </w:p>
     <w:p>
@@ -9119,7 +9119,7 @@
           <w:sz w:val="22"/>
           <w:szCs w:val="22"/>
         </w:rPr>
-        <w:t xml:space="preserve">Salary: $85,000 to $120,000 annually, commensurate with experience.</w:t>
+        <w:t xml:space="preserve">Salary: $110,000 to $150,000 annually, commensurate with experience.</w:t>
       </w:r>
     </w:p>
     <w:p>
@@ -9190,7 +9190,7 @@
           <w:sz w:val="22"/>
           <w:szCs w:val="22"/>
         </w:rPr>
-        <w:t xml:space="preserve">Submit your CV and a cover letter to careers@audacionailabs.com with the subject line "Executive Assistant to the CEO Application."</w:t>
+        <w:t xml:space="preserve">Submit your CV and a cover letter to careers@audacionailabs.com with the subject line "Senior Executive Assistant Application."</w:t>
       </w:r>
     </w:p>
     <w:p>
